--- a/docs/requirements/srd/word/02_상호확인_합의_종합.docx
+++ b/docs/requirements/srd/word/02_상호확인_합의_종합.docx
@@ -2322,7 +2322,7 @@
         </w:numPr>
       </w:pPr>
       <w:r>
-        <w:t xml:space="preserve">합의: 단일 YAML 원본, runtime writer=manager. bringup이 정적 snapshot을 파라미터로 전달하고 소비자가 version/sha256을 기록한다. 사람 단위 mm/deg/cmps는 로드·gateway 경계에서 SI 변환한다. belt.direction_base=[0.99992,-0.01292, 0.0], speed_cmps=4.8. null은 미측정, 필요한 값이 null 이면 해당 기능 미준비다. 의미 있는 0(예 latency_offset_ms=0)은 유효다.</w:t>
+        <w:t xml:space="preserve">합의: 단일 YAML 원본, runtime writer=manager. bringup이 정적 snapshot을 파라미터로 전달하고 소비자가 version/sha256을 기록한다(비전 컨테이너는 마운트 파일을 직접 읽음, PR #64). 사람 단위 mm/deg/cmps는 로드·gateway 경계에서 SI 변환한다. speed_cmps=4.8, belt.direction_base=[0.99992,-0.01292, 0.0] (PR #64 제안, main은 direction_axis). 공유 설정은 정지 상태에서만 바꾸고 같은 버전을 재적용·ready 확인 후 재개한다. null은 미측정, 필요한 값이 null 이면 해당 기능 미준비다. 의미 있는 0(예 latency_offset_ms=0)은 유효다.</w:t>
       </w:r>
     </w:p>
     <w:p>
@@ -2697,7 +2697,7 @@
         </w:numPr>
       </w:pPr>
       <w:r>
-        <w:t xml:space="preserve">합의: 모션과 RG2 자원을 분리해 추종 중 call_async 닫힘을 허용한다. goal 중 PREPARE/GRASP/VERIFY의 gripper 호출자는 servo 하나, manager는 동시에 호출하지 않는다. 적재 개방은 gateway MoveToZone PLACE 다. 같은 자원 중복은 BUSY 거부, stop은 우선한다.</w:t>
+        <w:t xml:space="preserve">합의: 모션과 RG2 자원을 분리해 추종 중 call_async 닫힘을 허용한다. goal 중 PREPARE/GRASP/VERIFY의 gripper 호출자는 servo 하나, manager는 동시에 호출하지 않는다. 적재 개방은 gateway MoveToZone PLACE 다. 같은 자원 중복(예: MoveToZone 중 servo_cmd, 닫는 중 다시 닫기)은 BUSY 거부, servo 추종과 MoveToZone의 동시 모션 소유는 차단, stop은 우선한다. 늦은 응답 무시와 별개로 진행 중 동작 종료·자원 해제를 확인한다.</w:t>
       </w:r>
     </w:p>
     <w:p>
@@ -2778,7 +2778,7 @@
         </w:numPr>
       </w:pPr>
       <w:r>
-        <w:t xml:space="preserve">합의: 기본 stop/cancel·입력 상실 대응은 A. /voss/robot/stop=std_srvs/Trigger, gateway가 신규 작업/servo_cmd를 막고 move_stop(Quick stop)을 요청한다. 정상 응답 시 success=true, 응답 없음/오류 시 false(TIMEOUT/DEVICE_ERROR). 액션은 정상 취소 CANCELED, 정지 요청 실패 ABORTED+DEVICE_ERROR+상세 로그, manager PAUSED·사람 확인 후 수동 재개다. 자동 개방 금지.</w:t>
+        <w:t xml:space="preserve">합의: 기본 stop/cancel·입력 상실 대응은 A. /voss/robot/stop=std_srvs/Trigger(main 미반영), gateway가 신규 작업/servo_cmd를 막고 move_stop(Quick stop)을 요청한다. 정상 응답 시 success=true, 응답 없음/오류 시 false(TIMEOUT/DEVICE_ERROR). 액션은 정상 취소 CANCELED, 정지 요청 실패 ABORTED+DEVICE_ERROR+상세 로그, manager PAUSED·사람 확인 후 수동 재개다. 자동 개방 금지. 호출 주체(manager #50·servo #53)·중복 호출·순서는 F-04에서 확정.</w:t>
       </w:r>
     </w:p>
     <w:p>
@@ -2893,7 +2893,7 @@
         </w:numPr>
       </w:pPr>
       <w:r>
-        <w:t xml:space="preserve">합의: 일시정지와 manager 재기동/장비 오류를 구분한다. resume은 PAUSED만. 단순 일시정지 후 보유 확인·오류 해소 조건에서 구역 확정 박스는 그 구역, 미확정은 RECHECK로 이어간다. 미파지 박스는 현재 유효 대상 재확인 후 새 goal 또는 PASSED, 이미 결과 확정된 box_id는 재처리하지 않는다. 재기동/장비 오류는 사람이 확인·제거하고 새 세션이다.</w:t>
+        <w:t xml:space="preserve">합의: 일시정지와 manager 재기동/장비 오류를 구분한다. resume은 PAUSED만. 단순 일시정지 후 보유 확인·오류 해소 조건에서 구역 확정 박스는 그 구역, 미확정은 RECHECK로 이어간다. 미파지 박스는 현재 유효 대상 재확인 후 새 goal 또는 PASSED, 이미 결과 확정된 box_id는 재처리하지 않는다. 노드 재기동·장비 오류 뒤 보유 박스는 사람이 확인·제거한다. 새 session은 manager 재기동(크래시)에만 해당한다. 판정: #51은 PL안 조건부 수용, #50은 B 잠정(상세 #29).</w:t>
       </w:r>
     </w:p>
     <w:p>
@@ -3123,7 +3123,7 @@
         </w:numPr>
       </w:pPr>
       <w:r>
-        <w:t xml:space="preserve">합의: MoveToZone 요청 mode는 빈값/PLACE, VIEW, PICK. 재확인은 PLACE RECHECK→VIEW RECHECK→ReadLabel(track_id=-1)→판정/질문→PICK RECHECK→PLACE 목적구역이다. VIEW는 관측 자세 이동만, PICK은 해당 slot에서 확보·안전 높이까지 상승만 한다. 작업대 파지 높이와 놓기/벨트 높이는 구분한다.</w:t>
+        <w:t xml:space="preserve">합의: MoveToZone 요청 mode는 빈값/PLACE, VIEW, PICK. 재확인은 PLACE RECHECK→VIEW RECHECK→ReadLabel(track_id=-1)→판정/질문→PICK RECHECK→PLACE 목적구역이다. VIEW는 해당 구역 view_pose로 이동만(view_pose는 스키마·교시 미반영), PICK은 해당 slot에서 확보·안전 높이까지 상승만 한다. 작업대 PICK 높이는 핑거 끝=박스 밑면+8mm(놓기 +5mm와 구분), PICK 판정은 grip_detected+보고 폭이다. VIEW·ReadLabel 실패는 질문 경로, PICK 실패는 HELD(재확인 구역에 남기고 사람 확인)다.</w:t>
       </w:r>
     </w:p>
     <w:p>
@@ -3204,7 +3204,7 @@
         </w:numPr>
       </w:pPr>
       <w:r>
-        <w:t xml:space="preserve">합의: 최신 트레이 배치는 X 방향 한 줄, pitch60mm, A/B/C3×1·RECHECK/HOLD2×1이다. 2×2 안은 최신 실측 배치로 대체됐다. manager가 slot 카운터를 소유하고 적재 성공 확인 후 증가한다. 실패는 적재 여부 확인 없이 슬롯 재사용하지 않는다. 구역 가득 참은 PAUSED→사람 비움→reset_zone→resume이다.</w:t>
+        <w:t xml:space="preserve">합의: 최신 트레이 배치는 X 방향 한 줄, pitch60mm, A/B/C3×1·RECHECK/HOLD2×1이다. 2×2 안은 최신 실측 배치로 대체됐다. manager가 slot 카운터를 소유하고 PLACED 성공 응답 후에만 증가한다. 실패하면 같은 slot을 재사용하고, 카운터는 IDLE에서 start(새 session)할 때 0으로 초기화한다. RETURN_FAILED처럼 개방 후 실패의 점유 처리만 F-06/07에서 정한다. 구역 가득 참은 PAUSED→사람 비움→reset_zone→resume이다.</w:t>
       </w:r>
     </w:p>
     <w:p>
@@ -4473,7 +4473,7 @@
         </w:numPr>
       </w:pPr>
       <w:r>
-        <w:t xml:space="preserve">남은 내용: 관측 p95≤100ms 로합격기준변경하는안·위치≤5mm는 미확정제안. 원래목표유지·평균/p95/최대/초과횟수공개. 수행일/입회자·정답 세트·HMI 전체상태 변경→DOM와 부분 bridge→DOM/시계 보정 증거필요. #13·#36·#37.</w:t>
+        <w:t xml:space="preserve">남은 내용: 관측 p95≤100ms 로합격기준변경하는안·위치≤5mm는 미확정제안. 원래목표유지·평균/p95/최대/초과횟수공개. 수행일/입회자·정답 세트·HMI 전체상태 변경→DOM와 부분 bridge→DOM 증거필요(브라우저는 공용 PC에서 같은 시계, 개인 PC 수치는 참고). 사전 분모: STT 20개≥18·intent 20≥19+허용 외 거부 100%·TTS 20회·HMI 상태 20+result 20·DB 정상10/중복5/장애3/재기동3(#54). #13·#36·#37.</w:t>
       </w:r>
     </w:p>
     <w:p>
@@ -4588,7 +4588,7 @@
         </w:numPr>
       </w:pPr>
       <w:r>
-        <w:t xml:space="preserve">남은 내용: 실제부하 fps/지연·작업대치수/동적간섭·배치변경후 pose·밝기품질을 확인한다. 카메라설정은성능달성증거가아니다. #11·#25·#44·#57.</w:t>
+        <w:t xml:space="preserve">남은 내용: 실제부하 fps/지연·동적간섭(작업대 치수는 measurements #6에서 생략)·배치변경후 pose·밝기품질을 확인한다. 카메라설정은성능달성증거가아니다. #11·#25·#44·#57.</w:t>
       </w:r>
     </w:p>
     <w:p>

--- a/docs/requirements/srd/word/02_상호확인_합의_종합.docx
+++ b/docs/requirements/srd/word/02_상호확인_합의_종합.docx
@@ -8,7 +8,7 @@
         <w:pStyle w:val="Heading1"/>
       </w:pPr>
       <w:r>
-        <w:t xml:space="preserve">VOSS SRD v0.3 — 6 개 상호 확인 이슈 합의 종합</w:t>
+        <w:t xml:space="preserve">VOSS SRD v0.4 — 6 개 상호 확인 이슈 합의 종합</w:t>
       </w:r>
     </w:p>
     <w:p>
@@ -737,7 +737,7 @@
                 <w:rPr>
                   <w:rStyle w:val="Hyperlink"/>
                 </w:rPr>
-                <w:t xml:space="preserve">rokeyhak 최종 댓글</w:t>
+                <w:t xml:space="preserve">rokeyhak 최종 댓글, 종료 10/07 10:56 · 종료 후 네트워크 결과 14:48</w:t>
               </w:r>
             </w:hyperlink>
             <w:r>
@@ -745,7 +745,7 @@
                 <w:rFonts w:ascii="Noto Sans CJK KR" w:hAnsi="Noto Sans CJK KR" w:eastAsia="Noto Sans CJK KR"/>
                 <w:sz w:val="17"/>
               </w:rPr>
-              <w:t xml:space="preserve">, 종료 10/07 10:56</w:t>
+              <w:t xml:space="preserve"/>
             </w:r>
           </w:p>
         </w:tc>
@@ -2057,7 +2057,7 @@
         </w:numPr>
       </w:pPr>
       <w:r>
-        <w:t xml:space="preserve">남은 내용: 인계 높이·자세·timeout은 실측/설정 검증 필요. #51 최종의 31mm 면 선택 보고·열린 PR #70과 #53 일부합의/T34 조건을 함께 남긴다. -19mm는 보장값으로 승격하지 않는다. #43·#36.</w:t>
+        <w:t xml:space="preserve">남은 내용: 인계 높이·자세·timeout은 실측/설정 검증 필요. 파지 방향은 31 mm 폭 파지로 PL 결정(pending #16, #70), −19mm는 PL 결정값이다. 39mm/14N/보고 폭은 T34 10회 시험으로 확인한다. #43·#36.</w:t>
       </w:r>
     </w:p>
     <w:p>
@@ -2334,7 +2334,7 @@
         </w:numPr>
       </w:pPr>
       <w:r>
-        <w:t xml:space="preserve">남은 내용: main 에는 direction_axis가 남아 있고 PR #64가 열려 있다. 서보 전용 게인/높이/age/watchdog은 servo YAML, 공유 값만 voss_config. null 파라미터 전달 제외·TCP 등록 비교·설정 validation 구현 확인 필요.</w:t>
+        <w:t xml:space="preserve">남은 내용: direction_base·값 규칙은 main에 반영됐다(#64). 서보 전용 게인/높이/age/watchdog은 servo YAML, 공유 값만 voss_config. null 파라미터 전달 제외·TCP 등록 비교·설정 validation 구현 확인 필요.</w:t>
       </w:r>
     </w:p>
     <w:p>
@@ -2358,7 +2358,7 @@
         </w:numPr>
       </w:pPr>
       <w:r>
-        <w:t xml:space="preserve">후속 담당·시점: 남현지·김학민·박병후 / PR #64·G0 전 (계획·목표, 실제 수행 별도)</w:t>
+        <w:t xml:space="preserve">후속 담당·시점: 남현지·김학민·박병후 / #64 반영·구현 G0 전 (계획·목표, 실제 수행 별도)</w:t>
       </w:r>
     </w:p>
     <w:p>
@@ -3608,7 +3608,7 @@
         </w:numPr>
       </w:pPr>
       <w:r>
-        <w:t xml:space="preserve">남은 내용: web_api.md는 열린 PR #68. G0는 직접 SELECT로 동일 box 검증 가능하고 B 음성 이력은 Spring 기동 의존. query_kind/count/as_of·현재 세션 전달 구현/검증은 #22.</w:t>
+        <w:t xml:space="preserve">남은 내용: web_api.md는 main 반영(#68), 현재 세션 규칙은 PR #81. G0는 직접 SELECT로 동일 box 검증 가능하고 B 음성 이력은 Spring 기동 의존. query_kind/count/as_of·현재 세션 전달 구현/검증은 #22.</w:t>
       </w:r>
     </w:p>
     <w:p>
@@ -3689,7 +3689,7 @@
         </w:numPr>
       </w:pPr>
       <w:r>
-        <w:t xml:space="preserve">남은 내용: Intent.box_id·intent_json은 열린 PR #73(#67 대체), wire 변경은 소비자 동시 rebuild/배포 필요. state 별 명령 거부·원격 움직임 명령 제한 구현은 #29·#18·#20.</w:t>
+        <w:t xml:space="preserve">남은 내용: Intent.box_id·intent_json은 main 반영(#73), wire 변경은 소비자 동시 rebuild/배포 필요. 늦은 답 문장은 #54 최종 정정에 맞게 고칠 것. state 별 명령 거부·원격 움직임 명령 제한 구현은 #29·#18·#20.</w:t>
       </w:r>
     </w:p>
     <w:p>
@@ -3713,7 +3713,7 @@
         </w:numPr>
       </w:pPr>
       <w:r>
-        <w:t xml:space="preserve">후속 담당·시점: 남현지·정의석 / PR #73·B (계획·목표, 실제 수행 별도)</w:t>
+        <w:t xml:space="preserve">후속 담당·시점: 남현지·정의석 / #73 반영·B (계획·목표, 실제 수행 별도)</w:t>
       </w:r>
     </w:p>
     <w:p>
@@ -3949,7 +3949,7 @@
         </w:numPr>
       </w:pPr>
       <w:r>
-        <w:t xml:space="preserve">남은 내용: 최종 JSON/ACL·1883 시연개방·log_status 전달은 #20 mqtt.md(10/08)/PR #68. wlo1 에 80/1883/TCP·DDS7400–7600UDP, robotNIC 신규웹연결차단, 내부 8080/8000/5432 루프백 바인드. 적용/우회차단 실기검증 필요.</w:t>
+        <w:t xml:space="preserve">남은 내용: 최종 JSON/ACL·1883 시연개방·log_status 전달은 #20 mqtt.md(10/08)/PR #68. wlo1 에 80/1883/TCP·DDS 14900–15149/udp(10/07 ufw 적용), robotNIC 신규웹연결차단, 내부 8080/8000/5432 루프백 바인드. 적용/우회차단 실기검증 필요.</w:t>
       </w:r>
     </w:p>
     <w:p>
@@ -4767,7 +4767,7 @@
         </w:numPr>
       </w:pPr>
       <w:r>
-        <w:t xml:space="preserve">남은 내용: Word v1.1↔v1.2의 TR/NFR45 행 동일함을 대조했다(05). VOSS_BRD.md의 v1.2 동기화가 남는다. SRD의 기존 TR/NFR ID는 유지하되판차이검토전재해석하지 않는다. 미반영 RobotState/Gripper/Intent/SortState.session_id는 별도 PR·동시 rebuild 필요. #6·#56·#66.</w:t>
+        <w:t xml:space="preserve">남은 내용: Word v1.1↔v1.2의 TR/NFR45 행 동일함을 대조했다(05). BRD는 v1.3(#79)이 기준판이고 VOSS_BRD.md도 v1.3 사본이다. SRD의 기존 TR/NFR ID는 유지하되판차이검토전재해석하지 않는다. Intent.box_id(#73)·SortState.session_id(#78)는 반영, RobotState/Gripper는 별도 PR·동시 rebuild 필요. #6·#56·#66.</w:t>
       </w:r>
     </w:p>
     <w:p>
@@ -4833,7 +4833,7 @@
         <w:pStyle w:val="FirstParagraph"/>
       </w:pPr>
       <w:r>
-        <w:t xml:space="preserve">파지 수치/31mm 면 승인 범위, 실제 stream/정지성능, RETURN_FAILED 업무결과, 2 칸구역과누적 3, manager 결과 로그, 같은 box의 질문 회차, 미반영 IDL, 관측 p95 합격변경, 선택 C 채택은 후속으로 유지했다. 상세는 03 후속 대장이다. 최신 계약 문서/IDL과 다른 회신 표현은 최종 정정 기준으로 구분했으며 구현 파일은 수정하지 않았다.</w:t>
+        <w:t xml:space="preserve">31 mm 폭 파지의 T34 수치, 실제 stream/정지성능, RETURN_FAILED 업무결과, 2 칸구역과누적 3, manager 결과 로그, 같은 box의 질문 회차, 미반영 IDL, 관측 p95 합격변경, 선택 C 채택은 후속으로 유지했다. 상세는 03 후속 대장이다. 최신 계약 문서/IDL과 다른 회신 표현은 최종 정정 기준으로 구분했으며 구현 파일은 수정하지 않았다.</w:t>
       </w:r>
     </w:p>
     <w:bookmarkEnd w:id="69"/>

--- a/docs/requirements/srd/word/02_상호확인_합의_종합.docx
+++ b/docs/requirements/srd/word/02_상호확인_합의_종합.docx
@@ -8,7 +8,7 @@
         <w:pStyle w:val="Heading1"/>
       </w:pPr>
       <w:r>
-        <w:t xml:space="preserve">VOSS SRD v0.4 — 6 개 상호 확인 이슈 합의 종합</w:t>
+        <w:t xml:space="preserve">VOSS SRD v1.0 — 6 개 상호 확인 이슈 합의 종합</w:t>
       </w:r>
     </w:p>
     <w:p>

--- a/docs/requirements/srd/word/02_상호확인_합의_종합.docx
+++ b/docs/requirements/srd/word/02_상호확인_합의_종합.docx
@@ -2322,7 +2322,7 @@
         </w:numPr>
       </w:pPr>
       <w:r>
-        <w:t xml:space="preserve">합의: 단일 YAML 원본, runtime writer=manager. bringup이 정적 snapshot을 파라미터로 전달하고 소비자가 version/sha256을 기록한다(비전 컨테이너는 마운트 파일을 직접 읽음, PR #64). 사람 단위 mm/deg/cmps는 로드·gateway 경계에서 SI 변환한다. speed_cmps=4.8, belt.direction_base=[0.99992,-0.01292, 0.0] (PR #64 제안, main은 direction_axis). 공유 설정은 정지 상태에서만 바꾸고 같은 버전을 재적용·ready 확인 후 재개한다. null은 미측정, 필요한 값이 null 이면 해당 기능 미준비다. 의미 있는 0(예 latency_offset_ms=0)은 유효다.</w:t>
+        <w:t xml:space="preserve">합의: 단일 YAML 원본, runtime writer=manager. bringup이 정적 snapshot을 파라미터로 전달하고 소비자가 version/sha256을 기록한다(비전 컨테이너는 마운트 파일을 직접 읽음, main #64). 사람 단위 mm/deg/cmps는 로드·gateway 경계에서 SI 변환한다. speed_cmps=4.8, belt.direction_base=[0.99992,-0.01292, 0.0] (main #64 반영). launch 정적 값은 정지 상태에서만 바꾸고 같은 버전을 재적용·ready 확인 후 재개한다. 런타임 zone_map은 IDLE·PAUSED에서만 UpdateZoneMap으로 바꾼다(PL, #84 리뷰). null은 미측정, 필요한 값이 null 이면 해당 기능 미준비다. 의미 있는 0(예 latency_offset_ms=0)은 유효다.</w:t>
       </w:r>
     </w:p>
     <w:p>
@@ -2547,7 +2547,7 @@
         </w:numPr>
       </w:pPr>
       <w:r>
-        <w:t xml:space="preserve">남은 내용: 설치 컨트롤러의 speedl_stream/servol_stream 실제 경로·타입·DRCF 지원·단위·적용 proxy·backlog는 실측 대기다. 서비스/위치명령 fallback은 의미 정합 후 사용한다. #34·#41 T32.</w:t>
+        <w:t xml:space="preserve">남은 내용: speedl_stream/servol_stream 경로·타입은 #55(10/07) 실기 브링업에서 존재를 확인했고 두산 경로는 speedl_stream으로 정했다(박병후). M2.40 대응·실제 스트리밍 적용·단위·적용 proxy·backlog는 measurements #3 실측 대기다(PR #87). 서비스/위치명령 fallback은 의미 정합 후 사용한다. #34·#41 T32.</w:t>
       </w:r>
     </w:p>
     <w:p>
@@ -2628,7 +2628,7 @@
         </w:numPr>
       </w:pPr>
       <w:r>
-        <w:t xml:space="preserve">남은 내용: 목표 폭 39mm·힘 14N·보고 폭 39.5~41.5mm는 설정/시험 후보와 제한된 관측이다. 빈 파지·미끄러짐·상승 유지·무손상 10 회 및 방향/높이 최종 확인 필요. Gripper 피드백 확장은 김학민 후속 PR.</w:t>
+        <w:t xml:space="preserve">남은 내용: 목표 폭 39mm·힘 14N·보고 폭 39.5~41.5mm는 설정/시험 후보와 제한된 관측이다. 방향은 pending #16에서 31 mm 폭 파지로 결정, −19mm는 PL 결정값이다. 남은 것은 빈 파지·미끄러짐·상승 유지·무손상 T34 10회 시험이다. Gripper 피드백 확장은 김학민 후속 PR.</w:t>
       </w:r>
     </w:p>
     <w:p>
@@ -2697,7 +2697,7 @@
         </w:numPr>
       </w:pPr>
       <w:r>
-        <w:t xml:space="preserve">합의: 모션과 RG2 자원을 분리해 추종 중 call_async 닫힘을 허용한다. goal 중 PREPARE/GRASP/VERIFY의 gripper 호출자는 servo 하나, manager는 동시에 호출하지 않는다. 적재 개방은 gateway MoveToZone PLACE 다. 같은 자원 중복(예: MoveToZone 중 servo_cmd, 닫는 중 다시 닫기)은 BUSY 거부, servo 추종과 MoveToZone의 동시 모션 소유는 차단, stop은 우선한다. 늦은 응답 무시와 별개로 진행 중 동작 종료·자원 해제를 확인한다.</w:t>
+        <w:t xml:space="preserve">합의: 모션과 RG2 자원을 분리해 추종 중 call_async 닫힘을 허용한다. goal 중 PREPARE/GRASP/VERIFY의 gripper 호출자는 servo 하나, manager는 동시에 호출하지 않는다. 적재 개방은 gateway MoveToZone PLACE 다. 같은 자원의 두 번째 명령은 거부(서비스는 BUSY, servo_cmd 토픽은 무시·로그, MoveToZone PLACE·PICK은 모션·RG2 함께 점유 — 김학민 #84 리뷰), servo 추종과 MoveToZone의 동시 모션 소유는 차단, stop은 우선한다. 늦은 응답 무시와 별개로 진행 중 동작 종료·자원 해제를 확인한다.</w:t>
       </w:r>
     </w:p>
     <w:p>
@@ -3204,7 +3204,7 @@
         </w:numPr>
       </w:pPr>
       <w:r>
-        <w:t xml:space="preserve">합의: 최신 트레이 배치는 X 방향 한 줄, pitch60mm, A/B/C3×1·RECHECK/HOLD2×1이다. 2×2 안은 최신 실측 배치로 대체됐다. manager가 slot 카운터를 소유하고 PLACED 성공 응답 후에만 증가한다. 실패하면 같은 slot을 재사용하고, 카운터는 IDLE에서 start(새 session)할 때 0으로 초기화한다. RETURN_FAILED처럼 개방 후 실패의 점유 처리만 F-06/07에서 정한다. 구역 가득 참은 PAUSED→사람 비움→reset_zone→resume이다.</w:t>
+        <w:t xml:space="preserve">합의: 최신 트레이 배치는 X 방향 한 줄, pitch60mm, A/B/C3×1·RECHECK/HOLD2×1이다. 2×2 안은 최신 실측 배치로 대체됐다. manager가 slot 카운터를 소유하고 그 칸에서 개방했을 때(placed_stamp≠0, RETURN_FAILED 포함) 증가한다. 개방 전 실패면 같은 slot을 재사용하고, 카운터는 IDLE에서 start(새 session)할 때 0으로 초기화한다(PL이 #84 리뷰에서 RETURN_FAILED까지 구체화). 확인 불가 실패의 점유 처리만 F-06/07에서 정한다. 구역 가득 참은 PAUSED→사람 비움→reset_zone→resume이다.</w:t>
       </w:r>
     </w:p>
     <w:p>
@@ -3297,7 +3297,7 @@
         </w:numPr>
       </w:pPr>
       <w:r>
-        <w:t xml:space="preserve">남은 내용: RobotState IDL/stop/Gripper 후속 PR, SortState.session_id 추가, 비전 heartbeat/calib 준비 경로·ready freshness 구현 확인 필요. main ROBOT pose0.5s+서비스 임시판정은 목표 준비 계약을 대체하지 않는다. 기동은 logger가 manager보다 먼저다.</w:t>
+        <w:t xml:space="preserve">남은 내용: RobotState IDL/stop/Gripper 후속 PR(SortState.session_id는 #78 반영), 비전 heartbeat/calib 준비 경로·ready freshness 구현 확인 필요. main ROBOT pose0.5s+서비스 임시판정은 목표 준비 계약을 대체하지 않는다. 기동은 logger가 manager보다 먼저다.</w:t>
       </w:r>
     </w:p>
     <w:p>
@@ -3608,7 +3608,7 @@
         </w:numPr>
       </w:pPr>
       <w:r>
-        <w:t xml:space="preserve">남은 내용: web_api.md는 main 반영(#68), 현재 세션 규칙은 PR #81. G0는 직접 SELECT로 동일 box 검증 가능하고 B 음성 이력은 Spring 기동 의존. query_kind/count/as_of·현재 세션 전달 구현/검증은 #22.</w:t>
+        <w:t xml:space="preserve">남은 내용: web_api.md는 main 반영(#68), 현재 세션 규칙은 main #81. G0는 직접 SELECT로 동일 box 검증 가능하고 B 음성 이력은 Spring 기동 의존. query_kind/count/as_of·현재 세션 전달 구현/검증은 #22.</w:t>
       </w:r>
     </w:p>
     <w:p>
